--- a/public/downloads/cb-en-check-learner-profile.docx
+++ b/public/downloads/cb-en-check-learner-profile.docx
@@ -93,7 +93,7 @@
     </w:p>
     <w:p>
       <w:pPr>
-        <w:spacing w:after="140" w:before="0" w:line="300"/>
+        <w:spacing w:after="320" w:before="0" w:line="300"/>
       </w:pPr>
       <w:r>
         <w:rPr>
